--- a/assets/Logesh_Resume.docx
+++ b/assets/Logesh_Resume.docx
@@ -36,21 +36,20 @@
         <w:jc w:val="center"/>
       </w:pPr>
       <w:r>
-        <w:t xml:space="preserve">☎ +91 9344513757   |   ✉ logeshps2006@gmail.com   </w:t>
+        <w:t>☎ +91 9</w:t>
+      </w:r>
+      <w:r>
+        <w:t>04381</w:t>
+      </w:r>
+      <w:r>
+        <w:t xml:space="preserve">3757   |   ✉ logeshps2006@gmail.com   </w:t>
       </w:r>
       <w:hyperlink r:id="rId4" w:history="1">
         <w:r>
           <w:rPr>
             <w:rStyle w:val="Hyperlink"/>
           </w:rPr>
-          <w:t xml:space="preserve">|   my </w:t>
-        </w:r>
-        <w:proofErr w:type="spellStart"/>
-        <w:r>
-          <w:rPr>
-            <w:rStyle w:val="Hyperlink"/>
-          </w:rPr>
-          <w:t>linked</w:t>
+          <w:t>|   my linked</w:t>
         </w:r>
         <w:r>
           <w:rPr>
@@ -58,7 +57,6 @@
           </w:rPr>
           <w:t>in</w:t>
         </w:r>
-        <w:proofErr w:type="spellEnd"/>
         <w:r>
           <w:rPr>
             <w:rStyle w:val="Hyperlink"/>
@@ -70,28 +68,12 @@
         <w:t xml:space="preserve"> </w:t>
       </w:r>
       <w:hyperlink r:id="rId5" w:history="1">
-        <w:proofErr w:type="gramStart"/>
         <w:r>
           <w:rPr>
             <w:rStyle w:val="Hyperlink"/>
           </w:rPr>
-          <w:t>|  my</w:t>
+          <w:t>|  my github</w:t>
         </w:r>
-        <w:proofErr w:type="gramEnd"/>
-        <w:r>
-          <w:rPr>
-            <w:rStyle w:val="Hyperlink"/>
-          </w:rPr>
-          <w:t xml:space="preserve"> </w:t>
-        </w:r>
-        <w:proofErr w:type="spellStart"/>
-        <w:r>
-          <w:rPr>
-            <w:rStyle w:val="Hyperlink"/>
-          </w:rPr>
-          <w:t>github</w:t>
-        </w:r>
-        <w:proofErr w:type="spellEnd"/>
       </w:hyperlink>
       <w:r>
         <w:t xml:space="preserve">  | </w:t>
@@ -243,21 +225,7 @@
         <w:rPr>
           <w:b/>
         </w:rPr>
-        <w:t xml:space="preserve">Government Higher Secondary School – </w:t>
-      </w:r>
-      <w:proofErr w:type="spellStart"/>
-      <w:r>
-        <w:rPr>
-          <w:b/>
-        </w:rPr>
-        <w:t>Vadupatti</w:t>
-      </w:r>
-      <w:proofErr w:type="spellEnd"/>
-      <w:r>
-        <w:rPr>
-          <w:b/>
-        </w:rPr>
-        <w:t>, Namakkal</w:t>
+        <w:t>Government Higher Secondary School – Vadupatti, Namakkal</w:t>
       </w:r>
     </w:p>
     <w:p>
